--- a/Docs/sprint_3/Project Plan Version 3.docx
+++ b/Docs/sprint_3/Project Plan Version 3.docx
@@ -221,7 +221,7 @@
                 <w:color w:val="353F49"/>
                 <w:szCs w:val="20"/>
               </w:rPr>
-              <w:t>2</w:t>
+              <w:t>14</w:t>
             </w:r>
             <w:r>
               <w:rPr>
@@ -230,7 +230,7 @@
                 <w:color w:val="353F49"/>
                 <w:szCs w:val="20"/>
               </w:rPr>
-              <w:t>9</w:t>
+              <w:t>/0</w:t>
             </w:r>
             <w:r>
               <w:rPr>
@@ -239,16 +239,7 @@
                 <w:color w:val="353F49"/>
                 <w:szCs w:val="20"/>
               </w:rPr>
-              <w:t>/0</w:t>
-            </w:r>
-            <w:r>
-              <w:rPr>
-                <w:rFonts w:cs="Arial"/>
-                <w:b/>
-                <w:color w:val="353F49"/>
-                <w:szCs w:val="20"/>
-              </w:rPr>
-              <w:t>3</w:t>
+              <w:t>5</w:t>
             </w:r>
             <w:r>
               <w:rPr>
@@ -334,7 +325,7 @@
                 <w:color w:val="353F49"/>
                 <w:szCs w:val="20"/>
               </w:rPr>
-              <w:t>2</w:t>
+              <w:t>4</w:t>
             </w:r>
             <w:r>
               <w:rPr>
@@ -996,6 +987,233 @@
               </w:rPr>
               <w:t>Unfinished</w:t>
             </w:r>
+          </w:p>
+        </w:tc>
+      </w:tr>
+      <w:tr>
+        <w:trPr>
+          <w:trHeight w:val="340"/>
+        </w:trPr>
+        <w:tc>
+          <w:tcPr>
+            <w:tcW w:w="1134" w:type="dxa"/>
+          </w:tcPr>
+          <w:p>
+            <w:pPr>
+              <w:pStyle w:val="Tabelbody"/>
+            </w:pPr>
+            <w:r>
+              <w:t>4.0</w:t>
+            </w:r>
+          </w:p>
+        </w:tc>
+        <w:tc>
+          <w:tcPr>
+            <w:tcW w:w="1276" w:type="dxa"/>
+          </w:tcPr>
+          <w:p>
+            <w:pPr>
+              <w:pStyle w:val="Tabelbody"/>
+            </w:pPr>
+            <w:r>
+              <w:t>14/05/2024</w:t>
+            </w:r>
+          </w:p>
+        </w:tc>
+        <w:tc>
+          <w:tcPr>
+            <w:tcW w:w="1701" w:type="dxa"/>
+          </w:tcPr>
+          <w:p>
+            <w:pPr>
+              <w:pStyle w:val="Tabelbody"/>
+            </w:pPr>
+            <w:proofErr w:type="spellStart"/>
+            <w:r>
+              <w:t>Serhii</w:t>
+            </w:r>
+            <w:proofErr w:type="spellEnd"/>
+            <w:r>
+              <w:t xml:space="preserve"> Sokyrko</w:t>
+            </w:r>
+          </w:p>
+        </w:tc>
+        <w:tc>
+          <w:tcPr>
+            <w:tcW w:w="3402" w:type="dxa"/>
+          </w:tcPr>
+          <w:p>
+            <w:pPr>
+              <w:pStyle w:val="Tabelbody"/>
+              <w:rPr>
+                <w:lang w:val="en-US"/>
+              </w:rPr>
+            </w:pPr>
+            <w:r>
+              <w:rPr>
+                <w:lang w:val="en-US"/>
+              </w:rPr>
+              <w:t>Up to date project plan</w:t>
+            </w:r>
+          </w:p>
+        </w:tc>
+        <w:tc>
+          <w:tcPr>
+            <w:tcW w:w="1843" w:type="dxa"/>
+          </w:tcPr>
+          <w:p>
+            <w:pPr>
+              <w:pStyle w:val="Tabelbody"/>
+              <w:rPr>
+                <w:lang w:val="en-US"/>
+              </w:rPr>
+            </w:pPr>
+            <w:r>
+              <w:rPr>
+                <w:lang w:val="en-US"/>
+              </w:rPr>
+              <w:t>Unfinished</w:t>
+            </w:r>
+          </w:p>
+        </w:tc>
+      </w:tr>
+      <w:tr>
+        <w:trPr>
+          <w:trHeight w:val="340"/>
+        </w:trPr>
+        <w:tc>
+          <w:tcPr>
+            <w:tcW w:w="1134" w:type="dxa"/>
+          </w:tcPr>
+          <w:p>
+            <w:pPr>
+              <w:pStyle w:val="Tabelbody"/>
+              <w:rPr>
+                <w:lang w:val="en-US"/>
+              </w:rPr>
+            </w:pPr>
+          </w:p>
+        </w:tc>
+        <w:tc>
+          <w:tcPr>
+            <w:tcW w:w="1276" w:type="dxa"/>
+          </w:tcPr>
+          <w:p>
+            <w:pPr>
+              <w:pStyle w:val="Tabelbody"/>
+              <w:rPr>
+                <w:lang w:val="en-US"/>
+              </w:rPr>
+            </w:pPr>
+          </w:p>
+        </w:tc>
+        <w:tc>
+          <w:tcPr>
+            <w:tcW w:w="1701" w:type="dxa"/>
+          </w:tcPr>
+          <w:p>
+            <w:pPr>
+              <w:pStyle w:val="Tabelbody"/>
+              <w:rPr>
+                <w:lang w:val="en-US"/>
+              </w:rPr>
+            </w:pPr>
+          </w:p>
+        </w:tc>
+        <w:tc>
+          <w:tcPr>
+            <w:tcW w:w="3402" w:type="dxa"/>
+          </w:tcPr>
+          <w:p>
+            <w:pPr>
+              <w:pStyle w:val="Tabelbody"/>
+              <w:rPr>
+                <w:lang w:val="en-US"/>
+              </w:rPr>
+            </w:pPr>
+          </w:p>
+        </w:tc>
+        <w:tc>
+          <w:tcPr>
+            <w:tcW w:w="1843" w:type="dxa"/>
+          </w:tcPr>
+          <w:p>
+            <w:pPr>
+              <w:pStyle w:val="Tabelbody"/>
+              <w:rPr>
+                <w:lang w:val="en-US"/>
+              </w:rPr>
+            </w:pPr>
+          </w:p>
+        </w:tc>
+      </w:tr>
+      <w:tr>
+        <w:trPr>
+          <w:trHeight w:val="340"/>
+        </w:trPr>
+        <w:tc>
+          <w:tcPr>
+            <w:tcW w:w="1134" w:type="dxa"/>
+          </w:tcPr>
+          <w:p>
+            <w:pPr>
+              <w:pStyle w:val="Tabelbody"/>
+              <w:rPr>
+                <w:lang w:val="en-US"/>
+              </w:rPr>
+            </w:pPr>
+          </w:p>
+        </w:tc>
+        <w:tc>
+          <w:tcPr>
+            <w:tcW w:w="1276" w:type="dxa"/>
+          </w:tcPr>
+          <w:p>
+            <w:pPr>
+              <w:pStyle w:val="Tabelbody"/>
+              <w:rPr>
+                <w:lang w:val="en-US"/>
+              </w:rPr>
+            </w:pPr>
+          </w:p>
+        </w:tc>
+        <w:tc>
+          <w:tcPr>
+            <w:tcW w:w="1701" w:type="dxa"/>
+          </w:tcPr>
+          <w:p>
+            <w:pPr>
+              <w:pStyle w:val="Tabelbody"/>
+              <w:rPr>
+                <w:lang w:val="en-US"/>
+              </w:rPr>
+            </w:pPr>
+          </w:p>
+        </w:tc>
+        <w:tc>
+          <w:tcPr>
+            <w:tcW w:w="3402" w:type="dxa"/>
+          </w:tcPr>
+          <w:p>
+            <w:pPr>
+              <w:pStyle w:val="Tabelbody"/>
+              <w:rPr>
+                <w:lang w:val="en-US"/>
+              </w:rPr>
+            </w:pPr>
+          </w:p>
+        </w:tc>
+        <w:tc>
+          <w:tcPr>
+            <w:tcW w:w="1843" w:type="dxa"/>
+          </w:tcPr>
+          <w:p>
+            <w:pPr>
+              <w:pStyle w:val="Tabelbody"/>
+              <w:rPr>
+                <w:lang w:val="en-US"/>
+              </w:rPr>
+            </w:pPr>
           </w:p>
         </w:tc>
       </w:tr>
@@ -16295,6 +16513,21 @@
 </file>
 
 <file path=customXml/item2.xml><?xml version="1.0" encoding="utf-8"?>
+<?mso-contentType ?>
+<FormTemplates xmlns="http://schemas.microsoft.com/sharepoint/v3/contenttype/forms">
+  <Display>DocumentLibraryForm</Display>
+  <Edit>DocumentLibraryForm</Edit>
+  <New>DocumentLibraryForm</New>
+</FormTemplates>
+</file>
+
+<file path=customXml/item3.xml><?xml version="1.0" encoding="utf-8"?>
+<p:properties xmlns:p="http://schemas.microsoft.com/office/2006/metadata/properties" xmlns:xsi="http://www.w3.org/2001/XMLSchema-instance" xmlns:pc="http://schemas.microsoft.com/office/infopath/2007/PartnerControls">
+  <documentManagement/>
+</p:properties>
+</file>
+
+<file path=customXml/item4.xml><?xml version="1.0" encoding="utf-8"?>
 <ct:contentTypeSchema xmlns:ct="http://schemas.microsoft.com/office/2006/metadata/contentType" xmlns:ma="http://schemas.microsoft.com/office/2006/metadata/properties/metaAttributes" ct:_="" ma:_="" ma:contentTypeName="Document" ma:contentTypeID="0x0101004A6938A6D16A9F41A168DCB1E561FC37" ma:contentTypeVersion="0" ma:contentTypeDescription="Create a new document." ma:contentTypeScope="" ma:versionID="a301393c779a92aaeb722f4b266d6b84">
   <xsd:schema xmlns:xsd="http://www.w3.org/2001/XMLSchema" xmlns:xs="http://www.w3.org/2001/XMLSchema" xmlns:p="http://schemas.microsoft.com/office/2006/metadata/properties" targetNamespace="http://schemas.microsoft.com/office/2006/metadata/properties" ma:root="true" ma:fieldsID="067e30616eeadeb776f014c5fbcfd813">
     <xsd:element name="properties">
@@ -16408,21 +16641,6 @@
 </ct:contentTypeSchema>
 </file>
 
-<file path=customXml/item3.xml><?xml version="1.0" encoding="utf-8"?>
-<p:properties xmlns:p="http://schemas.microsoft.com/office/2006/metadata/properties" xmlns:xsi="http://www.w3.org/2001/XMLSchema-instance" xmlns:pc="http://schemas.microsoft.com/office/infopath/2007/PartnerControls">
-  <documentManagement/>
-</p:properties>
-</file>
-
-<file path=customXml/item4.xml><?xml version="1.0" encoding="utf-8"?>
-<?mso-contentType ?>
-<FormTemplates xmlns="http://schemas.microsoft.com/sharepoint/v3/contenttype/forms">
-  <Display>DocumentLibraryForm</Display>
-  <Edit>DocumentLibraryForm</Edit>
-  <New>DocumentLibraryForm</New>
-</FormTemplates>
-</file>
-
 <file path=customXml/itemProps1.xml><?xml version="1.0" encoding="utf-8"?>
 <ds:datastoreItem xmlns:ds="http://schemas.openxmlformats.org/officeDocument/2006/customXml" ds:itemID="{AED06569-D703-4CEB-98AE-08845890B420}">
   <ds:schemaRefs>
@@ -16432,17 +16650,9 @@
 </file>
 
 <file path=customXml/itemProps2.xml><?xml version="1.0" encoding="utf-8"?>
-<ds:datastoreItem xmlns:ds="http://schemas.openxmlformats.org/officeDocument/2006/customXml" ds:itemID="{113DB896-E076-406C-ADC6-3AA564182A16}">
+<ds:datastoreItem xmlns:ds="http://schemas.openxmlformats.org/officeDocument/2006/customXml" ds:itemID="{8D559B33-4825-405B-ACEB-6F229225D325}">
   <ds:schemaRefs>
-    <ds:schemaRef ds:uri="http://schemas.microsoft.com/office/2006/metadata/contentType"/>
-    <ds:schemaRef ds:uri="http://schemas.microsoft.com/office/2006/metadata/properties/metaAttributes"/>
-    <ds:schemaRef ds:uri="http://www.w3.org/2001/XMLSchema"/>
-    <ds:schemaRef ds:uri="http://schemas.microsoft.com/office/2006/metadata/properties"/>
-    <ds:schemaRef ds:uri="http://schemas.openxmlformats.org/package/2006/metadata/core-properties"/>
-    <ds:schemaRef ds:uri="http://purl.org/dc/elements/1.1/"/>
-    <ds:schemaRef ds:uri="http://purl.org/dc/terms/"/>
-    <ds:schemaRef ds:uri="http://schemas.microsoft.com/internal/obd"/>
-    <ds:schemaRef ds:uri="http://schemas.microsoft.com/office/infopath/2007/PartnerControls"/>
+    <ds:schemaRef ds:uri="http://schemas.microsoft.com/sharepoint/v3/contenttype/forms"/>
   </ds:schemaRefs>
 </ds:datastoreItem>
 </file>
@@ -16457,9 +16667,17 @@
 </file>
 
 <file path=customXml/itemProps4.xml><?xml version="1.0" encoding="utf-8"?>
-<ds:datastoreItem xmlns:ds="http://schemas.openxmlformats.org/officeDocument/2006/customXml" ds:itemID="{8D559B33-4825-405B-ACEB-6F229225D325}">
+<ds:datastoreItem xmlns:ds="http://schemas.openxmlformats.org/officeDocument/2006/customXml" ds:itemID="{113DB896-E076-406C-ADC6-3AA564182A16}">
   <ds:schemaRefs>
-    <ds:schemaRef ds:uri="http://schemas.microsoft.com/sharepoint/v3/contenttype/forms"/>
+    <ds:schemaRef ds:uri="http://schemas.microsoft.com/office/2006/metadata/contentType"/>
+    <ds:schemaRef ds:uri="http://schemas.microsoft.com/office/2006/metadata/properties/metaAttributes"/>
+    <ds:schemaRef ds:uri="http://www.w3.org/2001/XMLSchema"/>
+    <ds:schemaRef ds:uri="http://schemas.microsoft.com/office/2006/metadata/properties"/>
+    <ds:schemaRef ds:uri="http://schemas.openxmlformats.org/package/2006/metadata/core-properties"/>
+    <ds:schemaRef ds:uri="http://purl.org/dc/elements/1.1/"/>
+    <ds:schemaRef ds:uri="http://purl.org/dc/terms/"/>
+    <ds:schemaRef ds:uri="http://schemas.microsoft.com/internal/obd"/>
+    <ds:schemaRef ds:uri="http://schemas.microsoft.com/office/infopath/2007/PartnerControls"/>
   </ds:schemaRefs>
 </ds:datastoreItem>
 </file>